--- a/docs/Next_Owner_Market_Rules_Harvest_Prompt.docx
+++ b/docs/Next_Owner_Market_Rules_Harvest_Prompt.docx
@@ -2,7 +2,7 @@
 <file path=word/document.xml><?xml version="1.0" encoding="utf-8"?>
 <w:document xmlns:w="http://schemas.openxmlformats.org/wordprocessingml/2006/main" xmlns:m="http://schemas.openxmlformats.org/officeDocument/2006/math" xmlns:r="http://schemas.openxmlformats.org/officeDocument/2006/relationships" xmlns:o="urn:schemas-microsoft-com:office:office" xmlns:v="urn:schemas-microsoft-com:vml" xmlns:w10="urn:schemas-microsoft-com:office:word" xmlns:a="http://schemas.openxmlformats.org/drawingml/2006/main" xmlns:pic="http://schemas.openxmlformats.org/drawingml/2006/picture" xmlns:wp="http://schemas.openxmlformats.org/drawingml/2006/wordprocessingDrawing">
   <w:body>
-    <w:bookmarkStart w:id="23" w:name="Xa850a0d81a5c3aaff6f6364e14e4efad0cde718"/>
+    <w:bookmarkStart w:id="24" w:name="Xa850a0d81a5c3aaff6f6364e14e4efad0cde718"/>
     <w:p>
       <w:pPr>
         <w:pStyle w:val="Heading1"/>
@@ -20,16 +20,87 @@
           <w:iCs/>
           <w:i/>
         </w:rPr>
-        <w:t xml:space="preserve">Made October 23, 2026. Use this to collect everything each project and chat has learned (rules, mistakes, fixes, workarounds) so it can all be merged into the master files: the shayne-operating-rules skill, the App Builder's Playbook and the Operating Rules.</w:t>
-      </w:r>
-    </w:p>
-    <w:bookmarkStart w:id="20" w:name="how-to-use-it-3-steps-per-project"/>
+        <w:t xml:space="preserve">Updated October 23, 2026. This does in any project exactly what was done in Warehouse items: Claude reads every chat in that project, start to finish, and pulls out every rule, mistake, fix and fact, in Shayne's exact words, into one Word file to merge into the master files (the shayne-operating-rules skill, the App Builder's Playbook and the Operating Rules).</w:t>
+      </w:r>
+    </w:p>
+    <w:bookmarkStart w:id="20" w:name="before-you-start-once"/>
     <w:p>
       <w:pPr>
         <w:pStyle w:val="Heading2"/>
       </w:pPr>
       <w:r>
-        <w:t xml:space="preserve">How to use it (3 steps per project)</w:t>
+        <w:t xml:space="preserve">Before you start (once)</w:t>
+      </w:r>
+    </w:p>
+    <w:p>
+      <w:pPr>
+        <w:pStyle w:val="FirstParagraph"/>
+      </w:pPr>
+      <w:r>
+        <w:t xml:space="preserve">Chat search has to be on, or Claude can't read your old chats. Per Anthropic's help page ("Use Claude's chat search and memory to build on previous context"):</w:t>
+      </w:r>
+      <w:r>
+        <w:t xml:space="preserve"> </w:t>
+      </w:r>
+      <w:r>
+        <w:rPr>
+          <w:bCs/>
+          <w:b/>
+        </w:rPr>
+        <w:t xml:space="preserve">Settings → Memory → "Search and reference chats"</w:t>
+      </w:r>
+      <w:r>
+        <w:t xml:space="preserve"> </w:t>
+      </w:r>
+      <w:r>
+        <w:t xml:space="preserve">switched on. It's usually on already.</w:t>
+      </w:r>
+    </w:p>
+    <w:p>
+      <w:pPr>
+        <w:pStyle w:val="BodyText"/>
+      </w:pPr>
+      <w:r>
+        <w:t xml:space="preserve">Also from that page: inside a project, chat search only sees</w:t>
+      </w:r>
+      <w:r>
+        <w:t xml:space="preserve"> </w:t>
+      </w:r>
+      <w:r>
+        <w:rPr>
+          <w:bCs/>
+          <w:b/>
+        </w:rPr>
+        <w:t xml:space="preserve">that project's</w:t>
+      </w:r>
+      <w:r>
+        <w:t xml:space="preserve"> </w:t>
+      </w:r>
+      <w:r>
+        <w:t xml:space="preserve">chats; outside projects, it only sees chats that</w:t>
+      </w:r>
+      <w:r>
+        <w:t xml:space="preserve"> </w:t>
+      </w:r>
+      <w:r>
+        <w:rPr>
+          <w:bCs/>
+          <w:b/>
+        </w:rPr>
+        <w:t xml:space="preserve">aren't in any project</w:t>
+      </w:r>
+      <w:r>
+        <w:t xml:space="preserve">. That's why this has to be run once per project, plus once outside all projects.</w:t>
+      </w:r>
+    </w:p>
+    <w:bookmarkEnd w:id="20"/>
+    <w:bookmarkStart w:id="21" w:name="the-steps"/>
+    <w:p>
+      <w:pPr>
+        <w:pStyle w:val="Heading2"/>
+      </w:pPr>
+      <w:r>
+        <w:t xml:space="preserve">The steps</w:t>
       </w:r>
     </w:p>
     <w:p>
@@ -41,23 +112,23 @@
         <w:pStyle w:val="Compact"/>
       </w:pPr>
       <w:r>
-        <w:t xml:space="preserve">Open the project and start a</w:t>
-      </w:r>
-      <w:r>
-        <w:t xml:space="preserve"> </w:t>
-      </w:r>
-      <w:r>
-        <w:rPr>
-          <w:bCs/>
-          <w:b/>
-        </w:rPr>
-        <w:t xml:space="preserve">new chat</w:t>
-      </w:r>
-      <w:r>
-        <w:t xml:space="preserve"> </w:t>
-      </w:r>
-      <w:r>
-        <w:t xml:space="preserve">inside it. (Chats outside any project: start one plain new chat for those.)</w:t>
+        <w:t xml:space="preserve">Open a project and tap</w:t>
+      </w:r>
+      <w:r>
+        <w:t xml:space="preserve"> </w:t>
+      </w:r>
+      <w:r>
+        <w:rPr>
+          <w:bCs/>
+          <w:b/>
+        </w:rPr>
+        <w:t xml:space="preserve">New chat</w:t>
+      </w:r>
+      <w:r>
+        <w:t xml:space="preserve"> </w:t>
+      </w:r>
+      <w:r>
+        <w:t xml:space="preserve">inside it.</w:t>
       </w:r>
     </w:p>
     <w:p>
@@ -69,23 +140,7 @@
         <w:pStyle w:val="Compact"/>
       </w:pPr>
       <w:r>
-        <w:t xml:space="preserve">Paste the</w:t>
-      </w:r>
-      <w:r>
-        <w:t xml:space="preserve"> </w:t>
-      </w:r>
-      <w:r>
-        <w:rPr>
-          <w:bCs/>
-          <w:b/>
-        </w:rPr>
-        <w:t xml:space="preserve">whole prompt below</w:t>
-      </w:r>
-      <w:r>
-        <w:t xml:space="preserve"> </w:t>
-      </w:r>
-      <w:r>
-        <w:t xml:space="preserve">and send it. Claude makes a Word file and gives it to you.</w:t>
+        <w:t xml:space="preserve">Paste the whole prompt below and send it.</w:t>
       </w:r>
     </w:p>
     <w:p>
@@ -97,7 +152,418 @@
         <w:pStyle w:val="Compact"/>
       </w:pPr>
       <w:r>
-        <w:t xml:space="preserve">Bring that Word file back to the Next Owner Market chat and upload it. Claude merges it into the master files and sends you the updated zip.</w:t>
+        <w:t xml:space="preserve">Wait for the Word file (it may take several minutes on a big project). Download it.</w:t>
+      </w:r>
+    </w:p>
+    <w:p>
+      <w:pPr>
+        <w:numPr>
+          <w:ilvl w:val="0"/>
+          <w:numId w:val="1001"/>
+        </w:numPr>
+        <w:pStyle w:val="Compact"/>
+      </w:pPr>
+      <w:r>
+        <w:t xml:space="preserve">Come back to the Next Owner Market chat and upload it. Claude merges it into the master files and sends you a new zip and skill card.</w:t>
+      </w:r>
+    </w:p>
+    <w:p>
+      <w:pPr>
+        <w:numPr>
+          <w:ilvl w:val="0"/>
+          <w:numId w:val="1001"/>
+        </w:numPr>
+        <w:pStyle w:val="Compact"/>
+      </w:pPr>
+      <w:r>
+        <w:t xml:space="preserve">Repeat for every project.</w:t>
+      </w:r>
+    </w:p>
+    <w:p>
+      <w:pPr>
+        <w:numPr>
+          <w:ilvl w:val="0"/>
+          <w:numId w:val="1001"/>
+        </w:numPr>
+        <w:pStyle w:val="Compact"/>
+      </w:pPr>
+      <w:r>
+        <w:t xml:space="preserve">Last: start a plain</w:t>
+      </w:r>
+      <w:r>
+        <w:t xml:space="preserve"> </w:t>
+      </w:r>
+      <w:r>
+        <w:rPr>
+          <w:bCs/>
+          <w:b/>
+        </w:rPr>
+        <w:t xml:space="preserve">New chat outside every project</w:t>
+      </w:r>
+      <w:r>
+        <w:t xml:space="preserve">, paste the same prompt, and upload that file too. That covers your loose chats.</w:t>
+      </w:r>
+    </w:p>
+    <w:bookmarkEnd w:id="21"/>
+    <w:bookmarkStart w:id="22" w:name="the-prompt-to-paste"/>
+    <w:p>
+      <w:pPr>
+        <w:pStyle w:val="Heading2"/>
+      </w:pPr>
+      <w:r>
+        <w:t xml:space="preserve">The prompt to paste</w:t>
+      </w:r>
+    </w:p>
+    <w:p>
+      <w:pPr>
+        <w:pStyle w:val="BlockText"/>
+      </w:pPr>
+      <w:r>
+        <w:rPr>
+          <w:bCs/>
+          <w:b/>
+        </w:rPr>
+        <w:t xml:space="preserve">FULL RULES HARVEST. Do this completely before anything else, even if it takes a long time.</w:t>
+      </w:r>
+    </w:p>
+    <w:p>
+      <w:pPr>
+        <w:pStyle w:val="BlockText"/>
+      </w:pPr>
+      <w:r>
+        <w:t xml:space="preserve">I'm collecting everything this project has taught you about how I work, so it can go into the master rules for my whole Claude account. Be thorough: completeness beats speed.</w:t>
+      </w:r>
+    </w:p>
+    <w:p>
+      <w:pPr>
+        <w:pStyle w:val="BlockText"/>
+      </w:pPr>
+      <w:r>
+        <w:rPr>
+          <w:bCs/>
+          <w:b/>
+        </w:rPr>
+        <w:t xml:space="preserve">Step 1: Find every chat.</w:t>
+      </w:r>
+      <w:r>
+        <w:t xml:space="preserve"> </w:t>
+      </w:r>
+      <w:r>
+        <w:t xml:space="preserve">Use your past-chat tools (list recent chats and chat search) to list EVERY chat you can reach in this project. Page backward through the whole history until nothing more comes back. Write down each chat's title and date. If you can't search past chats at all, tell me right away that "Search and reference chats" needs to be on in Settings → Memory, and stop.</w:t>
+      </w:r>
+    </w:p>
+    <w:p>
+      <w:pPr>
+        <w:pStyle w:val="BlockText"/>
+      </w:pPr>
+      <w:r>
+        <w:rPr>
+          <w:bCs/>
+          <w:b/>
+        </w:rPr>
+        <w:t xml:space="preserve">Step 2: Read every chat completely.</w:t>
+      </w:r>
+      <w:r>
+        <w:t xml:space="preserve"> </w:t>
+      </w:r>
+      <w:r>
+        <w:t xml:space="preserve">Open each chat and read it start to finish, following every page. Don't skim and don't stop at the first page. If you can run helpers in parallel, split the chats among them. Also read this project's instructions and every file in its knowledge.</w:t>
+      </w:r>
+    </w:p>
+    <w:p>
+      <w:pPr>
+        <w:pStyle w:val="BlockText"/>
+      </w:pPr>
+      <w:r>
+        <w:rPr>
+          <w:bCs/>
+          <w:b/>
+        </w:rPr>
+        <w:t xml:space="preserve">Step 3: Pull out only what is actually there.</w:t>
+      </w:r>
+      <w:r>
+        <w:t xml:space="preserve"> </w:t>
+      </w:r>
+      <w:r>
+        <w:t xml:space="preserve">Never invent, guess or fill gaps from memory. Quote my exact words (including typos and cussing) with the chat title and date. My messages are voice-dictated, so read them for meaning.</w:t>
+      </w:r>
+    </w:p>
+    <w:p>
+      <w:pPr>
+        <w:pStyle w:val="BlockText"/>
+      </w:pPr>
+      <w:r>
+        <w:rPr>
+          <w:bCs/>
+          <w:b/>
+        </w:rPr>
+        <w:t xml:space="preserve">Step 4: Make ONE Word file (.docx)</w:t>
+      </w:r>
+      <w:r>
+        <w:t xml:space="preserve"> </w:t>
+      </w:r>
+      <w:r>
+        <w:t xml:space="preserve">named</w:t>
+      </w:r>
+      <w:r>
+        <w:t xml:space="preserve"> </w:t>
+      </w:r>
+      <w:r>
+        <w:rPr>
+          <w:rStyle w:val="VerbatimChar"/>
+        </w:rPr>
+        <w:t xml:space="preserve">Lessons_Export_&lt;this project's name&gt;_&lt;today's date&gt;.docx</w:t>
+      </w:r>
+      <w:r>
+        <w:t xml:space="preserve">, with these sections in this order:</w:t>
+      </w:r>
+    </w:p>
+    <w:p>
+      <w:pPr>
+        <w:numPr>
+          <w:ilvl w:val="0"/>
+          <w:numId w:val="1002"/>
+        </w:numPr>
+        <w:pStyle w:val="Compact"/>
+      </w:pPr>
+      <w:r>
+        <w:rPr>
+          <w:bCs/>
+          <w:b/>
+        </w:rPr>
+        <w:t xml:space="preserve">What I could and couldn't reach:</w:t>
+      </w:r>
+      <w:r>
+        <w:t xml:space="preserve"> </w:t>
+      </w:r>
+      <w:r>
+        <w:t xml:space="preserve">every chat read (title and date), the total count, and anything I couldn't open.</w:t>
+      </w:r>
+    </w:p>
+    <w:p>
+      <w:pPr>
+        <w:numPr>
+          <w:ilvl w:val="0"/>
+          <w:numId w:val="1002"/>
+        </w:numPr>
+        <w:pStyle w:val="Compact"/>
+      </w:pPr>
+      <w:r>
+        <w:rPr>
+          <w:bCs/>
+          <w:b/>
+        </w:rPr>
+        <w:t xml:space="preserve">What this project is:</w:t>
+      </w:r>
+      <w:r>
+        <w:t xml:space="preserve"> </w:t>
+      </w:r>
+      <w:r>
+        <w:t xml:space="preserve">name, purpose, websites, repos and databases, key people.</w:t>
+      </w:r>
+    </w:p>
+    <w:p>
+      <w:pPr>
+        <w:numPr>
+          <w:ilvl w:val="0"/>
+          <w:numId w:val="1002"/>
+        </w:numPr>
+        <w:pStyle w:val="Compact"/>
+      </w:pPr>
+      <w:r>
+        <w:rPr>
+          <w:bCs/>
+          <w:b/>
+        </w:rPr>
+        <w:t xml:space="preserve">The big lessons:</w:t>
+      </w:r>
+      <w:r>
+        <w:t xml:space="preserve"> </w:t>
+      </w:r>
+      <w:r>
+        <w:t xml:space="preserve">every rule or preference I stated or clearly showed (how to answer, format, prices, listings, files, costs, phone use, design, anything). For each: my exact words with chat and date, then one line on what it means in practice, written as a rule.</w:t>
+      </w:r>
+    </w:p>
+    <w:p>
+      <w:pPr>
+        <w:numPr>
+          <w:ilvl w:val="0"/>
+          <w:numId w:val="1002"/>
+        </w:numPr>
+        <w:pStyle w:val="Compact"/>
+      </w:pPr>
+      <w:r>
+        <w:rPr>
+          <w:bCs/>
+          <w:b/>
+        </w:rPr>
+        <w:t xml:space="preserve">Mistakes and fixes:</w:t>
+      </w:r>
+      <w:r>
+        <w:t xml:space="preserve"> </w:t>
+      </w:r>
+      <w:r>
+        <w:t xml:space="preserve">every time Claude got something wrong. Put them in a table numbered P-1, P-2, P-3… with the date, what Claude did, my exact reaction, and the correct behavior.</w:t>
+      </w:r>
+    </w:p>
+    <w:p>
+      <w:pPr>
+        <w:numPr>
+          <w:ilvl w:val="0"/>
+          <w:numId w:val="1002"/>
+        </w:numPr>
+        <w:pStyle w:val="Compact"/>
+      </w:pPr>
+      <w:r>
+        <w:rPr>
+          <w:bCs/>
+          <w:b/>
+        </w:rPr>
+        <w:t xml:space="preserve">What worked:</w:t>
+      </w:r>
+      <w:r>
+        <w:t xml:space="preserve"> </w:t>
+      </w:r>
+      <w:r>
+        <w:t xml:space="preserve">formats, prompts, listing styles, answer structures and methods I accepted, used again, or built on. Describe each pattern concretely enough to copy.</w:t>
+      </w:r>
+    </w:p>
+    <w:p>
+      <w:pPr>
+        <w:numPr>
+          <w:ilvl w:val="0"/>
+          <w:numId w:val="1002"/>
+        </w:numPr>
+        <w:pStyle w:val="Compact"/>
+      </w:pPr>
+      <w:r>
+        <w:rPr>
+          <w:bCs/>
+          <w:b/>
+        </w:rPr>
+        <w:t xml:space="preserve">Workarounds and back doors:</w:t>
+      </w:r>
+      <w:r>
+        <w:t xml:space="preserve"> </w:t>
+      </w:r>
+      <w:r>
+        <w:t xml:space="preserve">tool quirks, blocked sites and what worked instead, outside services (what they do, cost, free limits, gotchas), with exact values and steps.</w:t>
+      </w:r>
+    </w:p>
+    <w:p>
+      <w:pPr>
+        <w:numPr>
+          <w:ilvl w:val="0"/>
+          <w:numId w:val="1002"/>
+        </w:numPr>
+        <w:pStyle w:val="Compact"/>
+      </w:pPr>
+      <w:r>
+        <w:rPr>
+          <w:bCs/>
+          <w:b/>
+        </w:rPr>
+        <w:t xml:space="preserve">Facts about me and my business:</w:t>
+      </w:r>
+      <w:r>
+        <w:t xml:space="preserve"> </w:t>
+      </w:r>
+      <w:r>
+        <w:t xml:space="preserve">only what I stated (places, warehouses, inventory, equipment, accounts, people, numbers).</w:t>
+      </w:r>
+    </w:p>
+    <w:p>
+      <w:pPr>
+        <w:numPr>
+          <w:ilvl w:val="0"/>
+          <w:numId w:val="1002"/>
+        </w:numPr>
+        <w:pStyle w:val="Compact"/>
+      </w:pPr>
+      <w:r>
+        <w:rPr>
+          <w:bCs/>
+          <w:b/>
+        </w:rPr>
+        <w:t xml:space="preserve">Conflicts to check with me:</w:t>
+      </w:r>
+      <w:r>
+        <w:t xml:space="preserve"> </w:t>
+      </w:r>
+      <w:r>
+        <w:t xml:space="preserve">anything that disagrees with another rule or fact, with both sides and which one I said last.</w:t>
+      </w:r>
+    </w:p>
+    <w:p>
+      <w:pPr>
+        <w:numPr>
+          <w:ilvl w:val="0"/>
+          <w:numId w:val="1002"/>
+        </w:numPr>
+        <w:pStyle w:val="Compact"/>
+      </w:pPr>
+      <w:r>
+        <w:rPr>
+          <w:bCs/>
+          <w:b/>
+        </w:rPr>
+        <w:t xml:space="preserve">Open items:</w:t>
+      </w:r>
+      <w:r>
+        <w:t xml:space="preserve"> </w:t>
+      </w:r>
+      <w:r>
+        <w:t xml:space="preserve">anything unfinished, promised but not done, or waiting on me.</w:t>
+      </w:r>
+    </w:p>
+    <w:p>
+      <w:pPr>
+        <w:numPr>
+          <w:ilvl w:val="0"/>
+          <w:numId w:val="1002"/>
+        </w:numPr>
+        <w:pStyle w:val="Compact"/>
+      </w:pPr>
+      <w:r>
+        <w:rPr>
+          <w:bCs/>
+          <w:b/>
+        </w:rPr>
+        <w:t xml:space="preserve">Suggested master rules:</w:t>
+      </w:r>
+      <w:r>
+        <w:t xml:space="preserve"> </w:t>
+      </w:r>
+      <w:r>
+        <w:t xml:space="preserve">the 5 to 20 most important lessons, written as short rules ready to paste into my master skill.</w:t>
+      </w:r>
+    </w:p>
+    <w:p>
+      <w:pPr>
+        <w:pStyle w:val="BlockText"/>
+      </w:pPr>
+      <w:r>
+        <w:rPr>
+          <w:bCs/>
+          <w:b/>
+        </w:rPr>
+        <w:t xml:space="preserve">Step 5:</w:t>
+      </w:r>
+      <w:r>
+        <w:t xml:space="preserve"> </w:t>
+      </w:r>
+      <w:r>
+        <w:t xml:space="preserve">Check the Word file opens and every section is filled (write "none found" if a section is empty). Then give me the download and tell me in three lines: how many chats you read, and how many rules, mistakes and workarounds you found. Don't change anything else in this project.</w:t>
+      </w:r>
+    </w:p>
+    <w:bookmarkEnd w:id="22"/>
+    <w:bookmarkStart w:id="23" w:name="Xa2c1ed46d6cbb7b7a2e0e28a7072542ee30d635"/>
+    <w:p>
+      <w:pPr>
+        <w:pStyle w:val="Heading2"/>
+      </w:pPr>
+      <w:r>
+        <w:t xml:space="preserve">What happens when you bring the files back</w:t>
       </w:r>
     </w:p>
     <w:p>
@@ -105,130 +571,7 @@
         <w:pStyle w:val="FirstParagraph"/>
       </w:pPr>
       <w:r>
-        <w:t xml:space="preserve">Do one project at a time. Each Word file is named for its project, so they never get mixed up.</w:t>
-      </w:r>
-    </w:p>
-    <w:bookmarkEnd w:id="20"/>
-    <w:bookmarkStart w:id="21" w:name="the-prompt-to-paste"/>
-    <w:p>
-      <w:pPr>
-        <w:pStyle w:val="Heading2"/>
-      </w:pPr>
-      <w:r>
-        <w:t xml:space="preserve">The prompt to paste</w:t>
-      </w:r>
-    </w:p>
-    <w:p>
-      <w:pPr>
-        <w:pStyle w:val="BlockText"/>
-      </w:pPr>
-      <w:r>
-        <w:rPr>
-          <w:bCs/>
-          <w:b/>
-        </w:rPr>
-        <w:t xml:space="preserve">RULES HARVEST. Do this completely before anything else.</w:t>
-      </w:r>
-    </w:p>
-    <w:p>
-      <w:pPr>
-        <w:pStyle w:val="BlockText"/>
-      </w:pPr>
-      <w:r>
-        <w:t xml:space="preserve">I'm collecting everything this project has learned so it can go into my master rules for my whole Claude account. Make me ONE Word file (.docx) named</w:t>
-      </w:r>
-      <w:r>
-        <w:t xml:space="preserve"> </w:t>
-      </w:r>
-      <w:r>
-        <w:rPr>
-          <w:rStyle w:val="VerbatimChar"/>
-        </w:rPr>
-        <w:t xml:space="preserve">Lessons_Export_&lt;this project's name&gt;_&lt;today's date&gt;.docx</w:t>
-      </w:r>
-      <w:r>
-        <w:t xml:space="preserve"> </w:t>
-      </w:r>
-      <w:r>
-        <w:t xml:space="preserve">and give it to me as a download.</w:t>
-      </w:r>
-    </w:p>
-    <w:p>
-      <w:pPr>
-        <w:pStyle w:val="BlockText"/>
-      </w:pPr>
-      <w:r>
-        <w:rPr>
-          <w:bCs/>
-          <w:b/>
-        </w:rPr>
-        <w:t xml:space="preserve">Where to look, in this order:</w:t>
-      </w:r>
-      <w:r>
-        <w:t xml:space="preserve"> </w:t>
-      </w:r>
-      <w:r>
-        <w:t xml:space="preserve">this project's instructions and every file in its knowledge; every past chat in this project you can reach (use chat search if you have it); any rules, CLAUDE.md, Operating Rules, Lessons or Playbook files in this project's code or documents; your memory of me. At the top of the file, list exactly what you could and could NOT reach, so I know what's missing.</w:t>
-      </w:r>
-    </w:p>
-    <w:p>
-      <w:pPr>
-        <w:pStyle w:val="BlockText"/>
-      </w:pPr>
-      <w:r>
-        <w:rPr>
-          <w:bCs/>
-          <w:b/>
-        </w:rPr>
-        <w:t xml:space="preserve">Rules for writing it:</w:t>
-      </w:r>
-    </w:p>
-    <w:p>
-      <w:pPr>
-        <w:numPr>
-          <w:ilvl w:val="0"/>
-          <w:numId w:val="1002"/>
-        </w:numPr>
-        <w:pStyle w:val="Compact"/>
-      </w:pPr>
-      <w:r>
-        <w:t xml:space="preserve">Use only what is actually in this project or its chats. Never invent, guess, or fill gaps from memory. If you're unsure, write "unsure" and say why.</w:t>
-      </w:r>
-    </w:p>
-    <w:p>
-      <w:pPr>
-        <w:numPr>
-          <w:ilvl w:val="0"/>
-          <w:numId w:val="1002"/>
-        </w:numPr>
-        <w:pStyle w:val="Compact"/>
-      </w:pPr>
-      <w:r>
-        <w:t xml:space="preserve">Quote my exact words wherever I stated a rule, got angry about something, or praised something, with the date.</w:t>
-      </w:r>
-    </w:p>
-    <w:p>
-      <w:pPr>
-        <w:numPr>
-          <w:ilvl w:val="0"/>
-          <w:numId w:val="1002"/>
-        </w:numPr>
-        <w:pStyle w:val="Compact"/>
-      </w:pPr>
-      <w:r>
-        <w:t xml:space="preserve">Plain English. Every item gets a date.</w:t>
-      </w:r>
-    </w:p>
-    <w:p>
-      <w:pPr>
-        <w:pStyle w:val="BlockText"/>
-      </w:pPr>
-      <w:r>
-        <w:rPr>
-          <w:bCs/>
-          <w:b/>
-        </w:rPr>
-        <w:t xml:space="preserve">The file must have these sections, in this order:</w:t>
+        <w:t xml:space="preserve">Claude (in the Next Owner Market chat):</w:t>
       </w:r>
     </w:p>
     <w:p>
@@ -240,14 +583,7 @@
         <w:pStyle w:val="Compact"/>
       </w:pPr>
       <w:r>
-        <w:rPr>
-          <w:bCs/>
-          <w:b/>
-        </w:rPr>
-        <w:t xml:space="preserve">What this project is</w:t>
-      </w:r>
-      <w:r>
-        <w:t xml:space="preserve">: name, what it's for, its website, repo and database names if any, and key people.</w:t>
+        <w:t xml:space="preserve">Reads every export.</w:t>
       </w:r>
     </w:p>
     <w:p>
@@ -259,14 +595,7 @@
         <w:pStyle w:val="Compact"/>
       </w:pPr>
       <w:r>
-        <w:rPr>
-          <w:bCs/>
-          <w:b/>
-        </w:rPr>
-        <w:t xml:space="preserve">My rules</w:t>
-      </w:r>
-      <w:r>
-        <w:t xml:space="preserve">: every rule or preference I've stated (how to talk to me, formats, files, costs, phone use, design, anything). My exact words plus one line on what it means in practice.</w:t>
+        <w:t xml:space="preserve">Merges new rules into the shayne-operating-rules skill (you get a card to tap Save), the App Builder's Playbook (new T- numbers in Part 2 section 11, new services in 4B) and the Operating Rules.</w:t>
       </w:r>
     </w:p>
     <w:p>
@@ -278,14 +607,7 @@
         <w:pStyle w:val="Compact"/>
       </w:pPr>
       <w:r>
-        <w:rPr>
-          <w:bCs/>
-          <w:b/>
-        </w:rPr>
-        <w:t xml:space="preserve">Mistakes and fixes</w:t>
-      </w:r>
-      <w:r>
-        <w:t xml:space="preserve">: every time Claude got something wrong. For each: what happened, my reaction (quoted), why it happened, the fix, and the rule that stops it happening again. Number them P-1, P-2, P-3…</w:t>
+        <w:t xml:space="preserve">Updates the "Warehouse items" project copies.</w:t>
       </w:r>
     </w:p>
     <w:p>
@@ -297,14 +619,7 @@
         <w:pStyle w:val="Compact"/>
       </w:pPr>
       <w:r>
-        <w:rPr>
-          <w:bCs/>
-          <w:b/>
-        </w:rPr>
-        <w:t xml:space="preserve">Workarounds and back doors</w:t>
-      </w:r>
-      <w:r>
-        <w:t xml:space="preserve">: every trick that made something work (tool quirks, settings, outside services, things that get blocked or cancelled and what worked instead). Exact values and steps.</w:t>
+        <w:t xml:space="preserve">Sends you the one dated zip with everything.</w:t>
       </w:r>
     </w:p>
     <w:p>
@@ -316,199 +631,11 @@
         <w:pStyle w:val="Compact"/>
       </w:pPr>
       <w:r>
-        <w:rPr>
-          <w:bCs/>
-          <w:b/>
-        </w:rPr>
-        <w:t xml:space="preserve">Outside services used</w:t>
-      </w:r>
-      <w:r>
-        <w:t xml:space="preserve">: what each one does, how it's connected, its cost and free limits, and gotchas.</w:t>
-      </w:r>
-    </w:p>
-    <w:p>
-      <w:pPr>
-        <w:numPr>
-          <w:ilvl w:val="0"/>
-          <w:numId w:val="1003"/>
-        </w:numPr>
-        <w:pStyle w:val="Compact"/>
-      </w:pPr>
-      <w:r>
-        <w:rPr>
-          <w:bCs/>
-          <w:b/>
-        </w:rPr>
-        <w:t xml:space="preserve">Facts to never get wrong</w:t>
-      </w:r>
-      <w:r>
-        <w:t xml:space="preserve">: about me, my business, my accounts, numbers, names.</w:t>
-      </w:r>
-    </w:p>
-    <w:p>
-      <w:pPr>
-        <w:numPr>
-          <w:ilvl w:val="0"/>
-          <w:numId w:val="1003"/>
-        </w:numPr>
-        <w:pStyle w:val="Compact"/>
-      </w:pPr>
-      <w:r>
-        <w:rPr>
-          <w:bCs/>
-          <w:b/>
-        </w:rPr>
-        <w:t xml:space="preserve">What worked and should be repeated</w:t>
-      </w:r>
-      <w:r>
-        <w:t xml:space="preserve">: methods, formats, prompts, designs I liked.</w:t>
-      </w:r>
-    </w:p>
-    <w:p>
-      <w:pPr>
-        <w:numPr>
-          <w:ilvl w:val="0"/>
-          <w:numId w:val="1003"/>
-        </w:numPr>
-        <w:pStyle w:val="Compact"/>
-      </w:pPr>
-      <w:r>
-        <w:rPr>
-          <w:bCs/>
-          <w:b/>
-        </w:rPr>
-        <w:t xml:space="preserve">Open items</w:t>
-      </w:r>
-      <w:r>
-        <w:t xml:space="preserve">: anything unfinished, waiting on me, or promised but not done.</w:t>
-      </w:r>
-    </w:p>
-    <w:p>
-      <w:pPr>
-        <w:numPr>
-          <w:ilvl w:val="0"/>
-          <w:numId w:val="1003"/>
-        </w:numPr>
-        <w:pStyle w:val="Compact"/>
-      </w:pPr>
-      <w:r>
-        <w:rPr>
-          <w:bCs/>
-          <w:b/>
-        </w:rPr>
-        <w:t xml:space="preserve">Conflicts</w:t>
-      </w:r>
-      <w:r>
-        <w:t xml:space="preserve">: anything here that disagrees with another rule (say both sides, and which one I said last).</w:t>
-      </w:r>
-    </w:p>
-    <w:p>
-      <w:pPr>
-        <w:numPr>
-          <w:ilvl w:val="0"/>
-          <w:numId w:val="1003"/>
-        </w:numPr>
-        <w:pStyle w:val="Compact"/>
-      </w:pPr>
-      <w:r>
-        <w:rPr>
-          <w:bCs/>
-          <w:b/>
-        </w:rPr>
-        <w:t xml:space="preserve">Suggested master rules</w:t>
-      </w:r>
-      <w:r>
-        <w:t xml:space="preserve">: the 5 to 15 most important lessons from this project, written as short rules ready to paste into my master skill.</w:t>
-      </w:r>
-    </w:p>
-    <w:p>
-      <w:pPr>
-        <w:pStyle w:val="BlockText"/>
-      </w:pPr>
-      <w:r>
-        <w:t xml:space="preserve">When the file is done, tell me in two lines how many rules, mistakes and workarounds it found, and give me the download. Don't change anything else in this project.</w:t>
-      </w:r>
-    </w:p>
-    <w:bookmarkEnd w:id="21"/>
-    <w:bookmarkStart w:id="22" w:name="Xa2c1ed46d6cbb7b7a2e0e28a7072542ee30d635"/>
-    <w:p>
-      <w:pPr>
-        <w:pStyle w:val="Heading2"/>
-      </w:pPr>
-      <w:r>
-        <w:t xml:space="preserve">What happens when you bring the files back</w:t>
-      </w:r>
-    </w:p>
-    <w:p>
-      <w:pPr>
-        <w:pStyle w:val="FirstParagraph"/>
-      </w:pPr>
-      <w:r>
-        <w:t xml:space="preserve">Claude (in the Next Owner Market chat):</w:t>
-      </w:r>
-    </w:p>
-    <w:p>
-      <w:pPr>
-        <w:numPr>
-          <w:ilvl w:val="0"/>
-          <w:numId w:val="1004"/>
-        </w:numPr>
-        <w:pStyle w:val="Compact"/>
-      </w:pPr>
-      <w:r>
-        <w:t xml:space="preserve">Reads every export.</w:t>
-      </w:r>
-    </w:p>
-    <w:p>
-      <w:pPr>
-        <w:numPr>
-          <w:ilvl w:val="0"/>
-          <w:numId w:val="1004"/>
-        </w:numPr>
-        <w:pStyle w:val="Compact"/>
-      </w:pPr>
-      <w:r>
-        <w:t xml:space="preserve">Merges new rules into the shayne-operating-rules skill (you'll get a card to tap Save), the App Builder's Playbook (new T- numbers in Part 2 section 11, new services in 4B), and the Operating Rules.</w:t>
-      </w:r>
-    </w:p>
-    <w:p>
-      <w:pPr>
-        <w:numPr>
-          <w:ilvl w:val="0"/>
-          <w:numId w:val="1004"/>
-        </w:numPr>
-        <w:pStyle w:val="Compact"/>
-      </w:pPr>
-      <w:r>
-        <w:t xml:space="preserve">Updates the "Warehouse items" project copies.</w:t>
-      </w:r>
-    </w:p>
-    <w:p>
-      <w:pPr>
-        <w:numPr>
-          <w:ilvl w:val="0"/>
-          <w:numId w:val="1004"/>
-        </w:numPr>
-        <w:pStyle w:val="Compact"/>
-      </w:pPr>
-      <w:r>
-        <w:t xml:space="preserve">Sends you the one dated zip with everything.</w:t>
-      </w:r>
-    </w:p>
-    <w:p>
-      <w:pPr>
-        <w:numPr>
-          <w:ilvl w:val="0"/>
-          <w:numId w:val="1004"/>
-        </w:numPr>
-        <w:pStyle w:val="Compact"/>
-      </w:pPr>
-      <w:r>
         <w:t xml:space="preserve">Lists any conflicts between projects so you can pick which rule wins.</w:t>
       </w:r>
     </w:p>
-    <w:bookmarkEnd w:id="22"/>
     <w:bookmarkEnd w:id="23"/>
+    <w:bookmarkEnd w:id="24"/>
     <w:sectPr/>
   </w:body>
 </w:document>
@@ -700,82 +827,6 @@
       </w:pPr>
     </w:lvl>
   </w:abstractNum>
-  <w:abstractNum w:abstractNumId="991">
-    <w:nsid w:val="A991"/>
-    <w:multiLevelType w:val="multilevel"/>
-    <w:lvl w:ilvl="0">
-      <w:numFmt w:val="bullet"/>
-      <w:lvlText w:val="•"/>
-      <w:lvlJc w:val="left"/>
-      <w:pPr>
-        <w:ind w:left="720" w:hanging="480"/>
-      </w:pPr>
-    </w:lvl>
-    <w:lvl w:ilvl="1">
-      <w:numFmt w:val="bullet"/>
-      <w:lvlText w:val="–"/>
-      <w:lvlJc w:val="left"/>
-      <w:pPr>
-        <w:ind w:left="1440" w:hanging="480"/>
-      </w:pPr>
-    </w:lvl>
-    <w:lvl w:ilvl="2">
-      <w:numFmt w:val="bullet"/>
-      <w:lvlText w:val="•"/>
-      <w:lvlJc w:val="left"/>
-      <w:pPr>
-        <w:ind w:left="2160" w:hanging="480"/>
-      </w:pPr>
-    </w:lvl>
-    <w:lvl w:ilvl="3">
-      <w:numFmt w:val="bullet"/>
-      <w:lvlText w:val="–"/>
-      <w:lvlJc w:val="left"/>
-      <w:pPr>
-        <w:ind w:left="2880" w:hanging="480"/>
-      </w:pPr>
-    </w:lvl>
-    <w:lvl w:ilvl="4">
-      <w:numFmt w:val="bullet"/>
-      <w:lvlText w:val="•"/>
-      <w:lvlJc w:val="left"/>
-      <w:pPr>
-        <w:ind w:left="3600" w:hanging="480"/>
-      </w:pPr>
-    </w:lvl>
-    <w:lvl w:ilvl="5">
-      <w:numFmt w:val="bullet"/>
-      <w:lvlText w:val="–"/>
-      <w:lvlJc w:val="left"/>
-      <w:pPr>
-        <w:ind w:left="4320" w:hanging="480"/>
-      </w:pPr>
-    </w:lvl>
-    <w:lvl w:ilvl="6">
-      <w:numFmt w:val="bullet"/>
-      <w:lvlText w:val="•"/>
-      <w:lvlJc w:val="left"/>
-      <w:pPr>
-        <w:ind w:left="5040" w:hanging="480"/>
-      </w:pPr>
-    </w:lvl>
-    <w:lvl w:ilvl="7">
-      <w:numFmt w:val="bullet"/>
-      <w:lvlText w:val="–"/>
-      <w:lvlJc w:val="left"/>
-      <w:pPr>
-        <w:ind w:left="5760" w:hanging="480"/>
-      </w:pPr>
-    </w:lvl>
-    <w:lvl w:ilvl="8">
-      <w:numFmt w:val="bullet"/>
-      <w:lvlText w:val="•"/>
-      <w:lvlJc w:val="left"/>
-      <w:pPr>
-        <w:ind w:left="6480" w:hanging="480"/>
-      </w:pPr>
-    </w:lvl>
-  </w:abstractNum>
   <w:num w:numId="1000">
     <w:abstractNumId w:val="990"/>
   </w:num>
@@ -810,39 +861,36 @@
     </w:lvlOverride>
   </w:num>
   <w:num w:numId="1002">
-    <w:abstractNumId w:val="991"/>
+    <w:abstractNumId w:val="99411"/>
+    <w:lvlOverride w:ilvl="0">
+      <w:startOverride w:val="1"/>
+    </w:lvlOverride>
+    <w:lvlOverride w:ilvl="1">
+      <w:startOverride w:val="1"/>
+    </w:lvlOverride>
+    <w:lvlOverride w:ilvl="2">
+      <w:startOverride w:val="1"/>
+    </w:lvlOverride>
+    <w:lvlOverride w:ilvl="3">
+      <w:startOverride w:val="1"/>
+    </w:lvlOverride>
+    <w:lvlOverride w:ilvl="4">
+      <w:startOverride w:val="1"/>
+    </w:lvlOverride>
+    <w:lvlOverride w:ilvl="5">
+      <w:startOverride w:val="1"/>
+    </w:lvlOverride>
+    <w:lvlOverride w:ilvl="6">
+      <w:startOverride w:val="1"/>
+    </w:lvlOverride>
+    <w:lvlOverride w:ilvl="7">
+      <w:startOverride w:val="1"/>
+    </w:lvlOverride>
+    <w:lvlOverride w:ilvl="8">
+      <w:startOverride w:val="1"/>
+    </w:lvlOverride>
   </w:num>
   <w:num w:numId="1003">
-    <w:abstractNumId w:val="99411"/>
-    <w:lvlOverride w:ilvl="0">
-      <w:startOverride w:val="1"/>
-    </w:lvlOverride>
-    <w:lvlOverride w:ilvl="1">
-      <w:startOverride w:val="1"/>
-    </w:lvlOverride>
-    <w:lvlOverride w:ilvl="2">
-      <w:startOverride w:val="1"/>
-    </w:lvlOverride>
-    <w:lvlOverride w:ilvl="3">
-      <w:startOverride w:val="1"/>
-    </w:lvlOverride>
-    <w:lvlOverride w:ilvl="4">
-      <w:startOverride w:val="1"/>
-    </w:lvlOverride>
-    <w:lvlOverride w:ilvl="5">
-      <w:startOverride w:val="1"/>
-    </w:lvlOverride>
-    <w:lvlOverride w:ilvl="6">
-      <w:startOverride w:val="1"/>
-    </w:lvlOverride>
-    <w:lvlOverride w:ilvl="7">
-      <w:startOverride w:val="1"/>
-    </w:lvlOverride>
-    <w:lvlOverride w:ilvl="8">
-      <w:startOverride w:val="1"/>
-    </w:lvlOverride>
-  </w:num>
-  <w:num w:numId="1004">
     <w:abstractNumId w:val="99411"/>
     <w:lvlOverride w:ilvl="0">
       <w:startOverride w:val="1"/>
